--- a/Глава 5.docx
+++ b/Глава 5.docx
@@ -98,7 +98,7 @@
           <w:szCs w:val="28"/>
           <w:lang w:val="ru-RU"/>
         </w:rPr>
-        <w:t>АКАДЕМИЯ ТОП</w:t>
+        <w:t>ИП Феоктистов Александр Сергеевич</w:t>
       </w:r>
     </w:p>
     <w:p>
@@ -119,6 +119,24 @@
           <w:szCs w:val="28"/>
           <w:lang w:val="ru-RU"/>
         </w:rPr>
+        <w:t>ИНН 421715465828</w:t>
+      </w:r>
+      <w:r>
+        <w:rPr>
+          <w:rFonts w:ascii="Times New Roman" w:hAnsi="Times New Roman" w:cs="Times New Roman"/>
+          <w:sz w:val="28"/>
+          <w:szCs w:val="28"/>
+          <w:lang w:val="ru-RU"/>
+        </w:rPr>
+        <w:br/>
+      </w:r>
+      <w:r>
+        <w:rPr>
+          <w:rFonts w:ascii="Times New Roman" w:hAnsi="Times New Roman" w:cs="Times New Roman"/>
+          <w:sz w:val="28"/>
+          <w:szCs w:val="28"/>
+          <w:lang w:val="ru-RU"/>
+        </w:rPr>
         <w:t>Специальность: 09.02.07 «Информационные системы и программирование»</w:t>
       </w:r>
     </w:p>
@@ -202,9 +220,8 @@
           <w:szCs w:val="28"/>
           <w:lang w:val="ru-RU"/>
         </w:rPr>
-        <w:t>-</w:t>
-      </w:r>
-      <w:proofErr w:type="gramStart"/>
+        <w:t>-сайта  «</w:t>
+      </w:r>
       <w:r>
         <w:rPr>
           <w:rFonts w:ascii="Times New Roman" w:hAnsi="Times New Roman" w:cs="Times New Roman"/>
@@ -212,12 +229,9 @@
           <w:bCs/>
           <w:sz w:val="28"/>
           <w:szCs w:val="28"/>
-          <w:lang w:val="ru-RU"/>
-        </w:rPr>
-        <w:t>сайта  «</w:t>
-      </w:r>
-      <w:proofErr w:type="spellStart"/>
-      <w:proofErr w:type="gramEnd"/>
+        </w:rPr>
+        <w:t>TopLibrary</w:t>
+      </w:r>
       <w:r>
         <w:rPr>
           <w:rFonts w:ascii="Times New Roman" w:hAnsi="Times New Roman" w:cs="Times New Roman"/>
@@ -225,11 +239,15 @@
           <w:bCs/>
           <w:sz w:val="28"/>
           <w:szCs w:val="28"/>
-        </w:rPr>
-        <w:t>TopLibrary</w:t>
-      </w:r>
-      <w:proofErr w:type="spellEnd"/>
-      <w:r>
+          <w:lang w:val="ru-RU"/>
+        </w:rPr>
+        <w:t>»</w:t>
+      </w:r>
+    </w:p>
+    <w:p>
+      <w:pPr>
+        <w:ind w:left="4536" w:right="-1"/>
+        <w:jc w:val="center"/>
         <w:rPr>
           <w:rFonts w:ascii="Times New Roman" w:hAnsi="Times New Roman" w:cs="Times New Roman"/>
           <w:b/>
@@ -238,8 +256,7 @@
           <w:szCs w:val="28"/>
           <w:lang w:val="ru-RU"/>
         </w:rPr>
-        <w:t>»</w:t>
-      </w:r>
+      </w:pPr>
     </w:p>
     <w:p>
       <w:pPr>
@@ -254,41 +271,15 @@
           <w:lang w:val="ru-RU"/>
         </w:rPr>
       </w:pPr>
-    </w:p>
-    <w:p>
-      <w:pPr>
-        <w:ind w:left="4536" w:right="-1"/>
-        <w:jc w:val="center"/>
+      <w:r>
         <w:rPr>
           <w:rFonts w:ascii="Times New Roman" w:hAnsi="Times New Roman" w:cs="Times New Roman"/>
           <w:b/>
           <w:bCs/>
           <w:sz w:val="28"/>
           <w:szCs w:val="28"/>
-          <w:lang w:val="ru-RU"/>
-        </w:rPr>
-      </w:pPr>
-      <w:proofErr w:type="spellStart"/>
-      <w:r>
-        <w:rPr>
-          <w:rFonts w:ascii="Times New Roman" w:hAnsi="Times New Roman" w:cs="Times New Roman"/>
-          <w:b/>
-          <w:bCs/>
-          <w:sz w:val="28"/>
-          <w:szCs w:val="28"/>
-        </w:rPr>
-        <w:t>Руководство</w:t>
-      </w:r>
-      <w:proofErr w:type="spellEnd"/>
-      <w:r>
-        <w:rPr>
-          <w:rFonts w:ascii="Times New Roman" w:hAnsi="Times New Roman" w:cs="Times New Roman"/>
-          <w:b/>
-          <w:bCs/>
-          <w:sz w:val="28"/>
-          <w:szCs w:val="28"/>
-        </w:rPr>
-        <w:t xml:space="preserve"> </w:t>
+        </w:rPr>
+        <w:t xml:space="preserve">Руководство </w:t>
       </w:r>
       <w:r>
         <w:rPr>
@@ -367,34 +358,14 @@
                 <w:szCs w:val="22"/>
               </w:rPr>
             </w:pPr>
-            <w:proofErr w:type="spellStart"/>
             <w:r>
               <w:rPr>
                 <w:rFonts w:ascii="Times New Roman" w:hAnsi="Times New Roman" w:cs="Times New Roman"/>
                 <w:sz w:val="22"/>
                 <w:szCs w:val="22"/>
               </w:rPr>
-              <w:t>Подп</w:t>
-            </w:r>
-            <w:proofErr w:type="spellEnd"/>
-            <w:r>
-              <w:rPr>
-                <w:rFonts w:ascii="Times New Roman" w:hAnsi="Times New Roman" w:cs="Times New Roman"/>
-                <w:sz w:val="22"/>
-                <w:szCs w:val="22"/>
-              </w:rPr>
-              <w:t xml:space="preserve">. и </w:t>
-            </w:r>
-            <w:proofErr w:type="spellStart"/>
-            <w:r>
-              <w:rPr>
-                <w:rFonts w:ascii="Times New Roman" w:hAnsi="Times New Roman" w:cs="Times New Roman"/>
-                <w:sz w:val="22"/>
-                <w:szCs w:val="22"/>
-              </w:rPr>
-              <w:t>дата</w:t>
-            </w:r>
-            <w:proofErr w:type="spellEnd"/>
+              <w:t>Подп. и дата</w:t>
+            </w:r>
           </w:p>
         </w:tc>
         <w:tc>
@@ -434,41 +405,13 @@
                 <w:szCs w:val="22"/>
               </w:rPr>
             </w:pPr>
-            <w:proofErr w:type="spellStart"/>
             <w:r>
               <w:rPr>
                 <w:rFonts w:ascii="Times New Roman" w:hAnsi="Times New Roman" w:cs="Times New Roman"/>
                 <w:sz w:val="22"/>
                 <w:szCs w:val="22"/>
               </w:rPr>
-              <w:t>Инд</w:t>
-            </w:r>
-            <w:proofErr w:type="spellEnd"/>
-            <w:r>
-              <w:rPr>
-                <w:rFonts w:ascii="Times New Roman" w:hAnsi="Times New Roman" w:cs="Times New Roman"/>
-                <w:sz w:val="22"/>
-                <w:szCs w:val="22"/>
-              </w:rPr>
-              <w:t xml:space="preserve">. № </w:t>
-            </w:r>
-            <w:proofErr w:type="spellStart"/>
-            <w:r>
-              <w:rPr>
-                <w:rFonts w:ascii="Times New Roman" w:hAnsi="Times New Roman" w:cs="Times New Roman"/>
-                <w:sz w:val="22"/>
-                <w:szCs w:val="22"/>
-              </w:rPr>
-              <w:t>дубл</w:t>
-            </w:r>
-            <w:proofErr w:type="spellEnd"/>
-            <w:r>
-              <w:rPr>
-                <w:rFonts w:ascii="Times New Roman" w:hAnsi="Times New Roman" w:cs="Times New Roman"/>
-                <w:sz w:val="22"/>
-                <w:szCs w:val="22"/>
-              </w:rPr>
-              <w:t>.</w:t>
+              <w:t>Инд. № дубл.</w:t>
             </w:r>
           </w:p>
         </w:tc>
@@ -509,41 +452,13 @@
                 <w:szCs w:val="22"/>
               </w:rPr>
             </w:pPr>
-            <w:proofErr w:type="spellStart"/>
             <w:r>
               <w:rPr>
                 <w:rFonts w:ascii="Times New Roman" w:hAnsi="Times New Roman" w:cs="Times New Roman"/>
                 <w:sz w:val="22"/>
                 <w:szCs w:val="22"/>
               </w:rPr>
-              <w:t>Взам</w:t>
-            </w:r>
-            <w:proofErr w:type="spellEnd"/>
-            <w:r>
-              <w:rPr>
-                <w:rFonts w:ascii="Times New Roman" w:hAnsi="Times New Roman" w:cs="Times New Roman"/>
-                <w:sz w:val="22"/>
-                <w:szCs w:val="22"/>
-              </w:rPr>
-              <w:t xml:space="preserve">. </w:t>
-            </w:r>
-            <w:proofErr w:type="spellStart"/>
-            <w:r>
-              <w:rPr>
-                <w:rFonts w:ascii="Times New Roman" w:hAnsi="Times New Roman" w:cs="Times New Roman"/>
-                <w:sz w:val="22"/>
-                <w:szCs w:val="22"/>
-              </w:rPr>
-              <w:t>инд</w:t>
-            </w:r>
-            <w:proofErr w:type="spellEnd"/>
-            <w:r>
-              <w:rPr>
-                <w:rFonts w:ascii="Times New Roman" w:hAnsi="Times New Roman" w:cs="Times New Roman"/>
-                <w:sz w:val="22"/>
-                <w:szCs w:val="22"/>
-              </w:rPr>
-              <w:t>. №</w:t>
+              <w:t>Взам. инд. №</w:t>
             </w:r>
           </w:p>
         </w:tc>
@@ -584,34 +499,14 @@
                 <w:szCs w:val="22"/>
               </w:rPr>
             </w:pPr>
-            <w:proofErr w:type="spellStart"/>
             <w:r>
               <w:rPr>
                 <w:rFonts w:ascii="Times New Roman" w:hAnsi="Times New Roman" w:cs="Times New Roman"/>
                 <w:sz w:val="22"/>
                 <w:szCs w:val="22"/>
               </w:rPr>
-              <w:t>Подп</w:t>
-            </w:r>
-            <w:proofErr w:type="spellEnd"/>
-            <w:r>
-              <w:rPr>
-                <w:rFonts w:ascii="Times New Roman" w:hAnsi="Times New Roman" w:cs="Times New Roman"/>
-                <w:sz w:val="22"/>
-                <w:szCs w:val="22"/>
-              </w:rPr>
-              <w:t xml:space="preserve">. и </w:t>
-            </w:r>
-            <w:proofErr w:type="spellStart"/>
-            <w:r>
-              <w:rPr>
-                <w:rFonts w:ascii="Times New Roman" w:hAnsi="Times New Roman" w:cs="Times New Roman"/>
-                <w:sz w:val="22"/>
-                <w:szCs w:val="22"/>
-              </w:rPr>
-              <w:t>дата</w:t>
-            </w:r>
-            <w:proofErr w:type="spellEnd"/>
+              <w:t>Подп. и дата</w:t>
+            </w:r>
           </w:p>
         </w:tc>
         <w:tc>
@@ -651,41 +546,13 @@
                 <w:szCs w:val="22"/>
               </w:rPr>
             </w:pPr>
-            <w:proofErr w:type="spellStart"/>
             <w:r>
               <w:rPr>
                 <w:rFonts w:ascii="Times New Roman" w:hAnsi="Times New Roman" w:cs="Times New Roman"/>
                 <w:sz w:val="22"/>
                 <w:szCs w:val="22"/>
               </w:rPr>
-              <w:t>Инв</w:t>
-            </w:r>
-            <w:proofErr w:type="spellEnd"/>
-            <w:r>
-              <w:rPr>
-                <w:rFonts w:ascii="Times New Roman" w:hAnsi="Times New Roman" w:cs="Times New Roman"/>
-                <w:sz w:val="22"/>
-                <w:szCs w:val="22"/>
-              </w:rPr>
-              <w:t xml:space="preserve">. № </w:t>
-            </w:r>
-            <w:proofErr w:type="spellStart"/>
-            <w:r>
-              <w:rPr>
-                <w:rFonts w:ascii="Times New Roman" w:hAnsi="Times New Roman" w:cs="Times New Roman"/>
-                <w:sz w:val="22"/>
-                <w:szCs w:val="22"/>
-              </w:rPr>
-              <w:t>подп</w:t>
-            </w:r>
-            <w:proofErr w:type="spellEnd"/>
-            <w:r>
-              <w:rPr>
-                <w:rFonts w:ascii="Times New Roman" w:hAnsi="Times New Roman" w:cs="Times New Roman"/>
-                <w:sz w:val="22"/>
-                <w:szCs w:val="22"/>
-              </w:rPr>
-              <w:t>.</w:t>
+              <w:t>Инв. № подп.</w:t>
             </w:r>
           </w:p>
         </w:tc>
@@ -730,7 +597,6 @@
           <w:szCs w:val="28"/>
         </w:rPr>
       </w:pPr>
-      <w:proofErr w:type="spellStart"/>
       <w:r>
         <w:rPr>
           <w:rFonts w:ascii="Times New Roman" w:hAnsi="Times New Roman" w:cs="Times New Roman"/>
@@ -739,18 +605,7 @@
           <w:sz w:val="28"/>
           <w:szCs w:val="28"/>
         </w:rPr>
-        <w:t>Листов</w:t>
-      </w:r>
-      <w:proofErr w:type="spellEnd"/>
-      <w:r>
-        <w:rPr>
-          <w:rFonts w:ascii="Times New Roman" w:hAnsi="Times New Roman" w:cs="Times New Roman"/>
-          <w:b/>
-          <w:bCs/>
-          <w:sz w:val="28"/>
-          <w:szCs w:val="28"/>
-        </w:rPr>
-        <w:t xml:space="preserve"> –</w:t>
+        <w:t>Листов –</w:t>
       </w:r>
     </w:p>
     <w:p>
@@ -1946,7 +1801,6 @@
         </w:rPr>
         <w:t>Настоящее руководство предназначено для пользователей веб-приложения «</w:t>
       </w:r>
-      <w:proofErr w:type="spellStart"/>
       <w:r>
         <w:rPr>
           <w:rFonts w:ascii="Times New Roman" w:hAnsi="Times New Roman" w:cs="Times New Roman"/>
@@ -1955,7 +1809,6 @@
         </w:rPr>
         <w:t>TopLibrary</w:t>
       </w:r>
-      <w:proofErr w:type="spellEnd"/>
       <w:r>
         <w:rPr>
           <w:rFonts w:ascii="Times New Roman" w:hAnsi="Times New Roman" w:cs="Times New Roman"/>
@@ -2280,59 +2133,13 @@
           <w:lang w:val="ru-RU"/>
         </w:rPr>
       </w:pPr>
-      <w:proofErr w:type="spellStart"/>
-      <w:r>
-        <w:rPr>
-          <w:rFonts w:ascii="Times New Roman" w:hAnsi="Times New Roman" w:cs="Times New Roman"/>
-          <w:sz w:val="28"/>
-          <w:szCs w:val="28"/>
-        </w:rPr>
-        <w:t>нажать</w:t>
-      </w:r>
-      <w:proofErr w:type="spellEnd"/>
-      <w:r>
-        <w:rPr>
-          <w:rFonts w:ascii="Times New Roman" w:hAnsi="Times New Roman" w:cs="Times New Roman"/>
-          <w:sz w:val="28"/>
-          <w:szCs w:val="28"/>
-        </w:rPr>
-        <w:t xml:space="preserve"> </w:t>
-      </w:r>
-      <w:proofErr w:type="spellStart"/>
-      <w:r>
-        <w:rPr>
-          <w:rFonts w:ascii="Times New Roman" w:hAnsi="Times New Roman" w:cs="Times New Roman"/>
-          <w:sz w:val="28"/>
-          <w:szCs w:val="28"/>
-        </w:rPr>
-        <w:t>кнопку</w:t>
-      </w:r>
-      <w:proofErr w:type="spellEnd"/>
-      <w:r>
-        <w:rPr>
-          <w:rFonts w:ascii="Times New Roman" w:hAnsi="Times New Roman" w:cs="Times New Roman"/>
-          <w:sz w:val="28"/>
-          <w:szCs w:val="28"/>
-        </w:rPr>
-        <w:t xml:space="preserve"> «</w:t>
-      </w:r>
-      <w:proofErr w:type="spellStart"/>
-      <w:r>
-        <w:rPr>
-          <w:rFonts w:ascii="Times New Roman" w:hAnsi="Times New Roman" w:cs="Times New Roman"/>
-          <w:sz w:val="28"/>
-          <w:szCs w:val="28"/>
-        </w:rPr>
-        <w:t>Зарегистрироваться</w:t>
-      </w:r>
-      <w:proofErr w:type="spellEnd"/>
-      <w:r>
-        <w:rPr>
-          <w:rFonts w:ascii="Times New Roman" w:hAnsi="Times New Roman" w:cs="Times New Roman"/>
-          <w:sz w:val="28"/>
-          <w:szCs w:val="28"/>
-        </w:rPr>
-        <w:t>»;</w:t>
+      <w:r>
+        <w:rPr>
+          <w:rFonts w:ascii="Times New Roman" w:hAnsi="Times New Roman" w:cs="Times New Roman"/>
+          <w:sz w:val="28"/>
+          <w:szCs w:val="28"/>
+        </w:rPr>
+        <w:t>нажать кнопку «Зарегистрироваться»;</w:t>
       </w:r>
     </w:p>
     <w:p>
@@ -2522,25 +2329,14 @@
           <w:lang w:val="ru-RU"/>
         </w:rPr>
       </w:pPr>
-      <w:proofErr w:type="gramStart"/>
-      <w:r>
-        <w:rPr>
-          <w:rFonts w:ascii="Times New Roman" w:hAnsi="Times New Roman" w:cs="Times New Roman"/>
-          <w:sz w:val="28"/>
-          <w:szCs w:val="28"/>
-          <w:lang w:val="ru-RU"/>
-        </w:rPr>
-        <w:t>поиск по ключевым словам</w:t>
-      </w:r>
-      <w:proofErr w:type="gramEnd"/>
-      <w:r>
-        <w:rPr>
-          <w:rFonts w:ascii="Times New Roman" w:hAnsi="Times New Roman" w:cs="Times New Roman"/>
-          <w:sz w:val="28"/>
-          <w:szCs w:val="28"/>
-          <w:lang w:val="ru-RU"/>
-        </w:rPr>
-        <w:t xml:space="preserve">, названию книги, автору или </w:t>
+      <w:r>
+        <w:rPr>
+          <w:rFonts w:ascii="Times New Roman" w:hAnsi="Times New Roman" w:cs="Times New Roman"/>
+          <w:sz w:val="28"/>
+          <w:szCs w:val="28"/>
+          <w:lang w:val="ru-RU"/>
+        </w:rPr>
+        <w:t xml:space="preserve">поиск по ключевым словам, названию книги, автору или </w:t>
       </w:r>
       <w:r>
         <w:rPr>
@@ -2799,95 +2595,13 @@
         </w:rPr>
         <w:t xml:space="preserve">После создания бронирования сотрудник библиотеки обрабатывает заявку в панели библиотекаря. </w:t>
       </w:r>
-      <w:proofErr w:type="spellStart"/>
-      <w:r>
-        <w:rPr>
-          <w:rFonts w:ascii="Times New Roman" w:hAnsi="Times New Roman" w:cs="Times New Roman"/>
-          <w:sz w:val="28"/>
-          <w:szCs w:val="28"/>
-        </w:rPr>
-        <w:t>Операция</w:t>
-      </w:r>
-      <w:proofErr w:type="spellEnd"/>
-      <w:r>
-        <w:rPr>
-          <w:rFonts w:ascii="Times New Roman" w:hAnsi="Times New Roman" w:cs="Times New Roman"/>
-          <w:sz w:val="28"/>
-          <w:szCs w:val="28"/>
-        </w:rPr>
-        <w:t xml:space="preserve"> </w:t>
-      </w:r>
-      <w:proofErr w:type="spellStart"/>
-      <w:r>
-        <w:rPr>
-          <w:rFonts w:ascii="Times New Roman" w:hAnsi="Times New Roman" w:cs="Times New Roman"/>
-          <w:sz w:val="28"/>
-          <w:szCs w:val="28"/>
-        </w:rPr>
-        <w:t>выдачи</w:t>
-      </w:r>
-      <w:proofErr w:type="spellEnd"/>
-      <w:r>
-        <w:rPr>
-          <w:rFonts w:ascii="Times New Roman" w:hAnsi="Times New Roman" w:cs="Times New Roman"/>
-          <w:sz w:val="28"/>
-          <w:szCs w:val="28"/>
-        </w:rPr>
-        <w:t xml:space="preserve"> </w:t>
-      </w:r>
-      <w:proofErr w:type="spellStart"/>
-      <w:r>
-        <w:rPr>
-          <w:rFonts w:ascii="Times New Roman" w:hAnsi="Times New Roman" w:cs="Times New Roman"/>
-          <w:sz w:val="28"/>
-          <w:szCs w:val="28"/>
-        </w:rPr>
-        <w:t>выполняется</w:t>
-      </w:r>
-      <w:proofErr w:type="spellEnd"/>
-      <w:r>
-        <w:rPr>
-          <w:rFonts w:ascii="Times New Roman" w:hAnsi="Times New Roman" w:cs="Times New Roman"/>
-          <w:sz w:val="28"/>
-          <w:szCs w:val="28"/>
-        </w:rPr>
-        <w:t xml:space="preserve"> в </w:t>
-      </w:r>
-      <w:proofErr w:type="spellStart"/>
-      <w:r>
-        <w:rPr>
-          <w:rFonts w:ascii="Times New Roman" w:hAnsi="Times New Roman" w:cs="Times New Roman"/>
-          <w:sz w:val="28"/>
-          <w:szCs w:val="28"/>
-        </w:rPr>
-        <w:t>три</w:t>
-      </w:r>
-      <w:proofErr w:type="spellEnd"/>
-      <w:r>
-        <w:rPr>
-          <w:rFonts w:ascii="Times New Roman" w:hAnsi="Times New Roman" w:cs="Times New Roman"/>
-          <w:sz w:val="28"/>
-          <w:szCs w:val="28"/>
-        </w:rPr>
-        <w:t xml:space="preserve"> </w:t>
-      </w:r>
-      <w:proofErr w:type="spellStart"/>
-      <w:r>
-        <w:rPr>
-          <w:rFonts w:ascii="Times New Roman" w:hAnsi="Times New Roman" w:cs="Times New Roman"/>
-          <w:sz w:val="28"/>
-          <w:szCs w:val="28"/>
-        </w:rPr>
-        <w:t>шага</w:t>
-      </w:r>
-      <w:proofErr w:type="spellEnd"/>
-      <w:r>
-        <w:rPr>
-          <w:rFonts w:ascii="Times New Roman" w:hAnsi="Times New Roman" w:cs="Times New Roman"/>
-          <w:sz w:val="28"/>
-          <w:szCs w:val="28"/>
-        </w:rPr>
-        <w:t>:</w:t>
+      <w:r>
+        <w:rPr>
+          <w:rFonts w:ascii="Times New Roman" w:hAnsi="Times New Roman" w:cs="Times New Roman"/>
+          <w:sz w:val="28"/>
+          <w:szCs w:val="28"/>
+        </w:rPr>
+        <w:t>Операция выдачи выполняется в три шага:</w:t>
       </w:r>
     </w:p>
     <w:p>
@@ -3048,97 +2762,7 @@
           <w:sz w:val="28"/>
           <w:szCs w:val="28"/>
         </w:rPr>
-        <w:t xml:space="preserve">В </w:t>
-      </w:r>
-      <w:proofErr w:type="spellStart"/>
-      <w:r>
-        <w:rPr>
-          <w:rFonts w:ascii="Times New Roman" w:hAnsi="Times New Roman" w:cs="Times New Roman"/>
-          <w:sz w:val="28"/>
-          <w:szCs w:val="28"/>
-        </w:rPr>
-        <w:t>личном</w:t>
-      </w:r>
-      <w:proofErr w:type="spellEnd"/>
-      <w:r>
-        <w:rPr>
-          <w:rFonts w:ascii="Times New Roman" w:hAnsi="Times New Roman" w:cs="Times New Roman"/>
-          <w:sz w:val="28"/>
-          <w:szCs w:val="28"/>
-        </w:rPr>
-        <w:t xml:space="preserve"> </w:t>
-      </w:r>
-      <w:proofErr w:type="spellStart"/>
-      <w:r>
-        <w:rPr>
-          <w:rFonts w:ascii="Times New Roman" w:hAnsi="Times New Roman" w:cs="Times New Roman"/>
-          <w:sz w:val="28"/>
-          <w:szCs w:val="28"/>
-        </w:rPr>
-        <w:t>кабинете</w:t>
-      </w:r>
-      <w:proofErr w:type="spellEnd"/>
-      <w:r>
-        <w:rPr>
-          <w:rFonts w:ascii="Times New Roman" w:hAnsi="Times New Roman" w:cs="Times New Roman"/>
-          <w:sz w:val="28"/>
-          <w:szCs w:val="28"/>
-        </w:rPr>
-        <w:t xml:space="preserve"> </w:t>
-      </w:r>
-      <w:proofErr w:type="spellStart"/>
-      <w:r>
-        <w:rPr>
-          <w:rFonts w:ascii="Times New Roman" w:hAnsi="Times New Roman" w:cs="Times New Roman"/>
-          <w:sz w:val="28"/>
-          <w:szCs w:val="28"/>
-        </w:rPr>
-        <w:t>доступны</w:t>
-      </w:r>
-      <w:proofErr w:type="spellEnd"/>
-      <w:r>
-        <w:rPr>
-          <w:rFonts w:ascii="Times New Roman" w:hAnsi="Times New Roman" w:cs="Times New Roman"/>
-          <w:sz w:val="28"/>
-          <w:szCs w:val="28"/>
-        </w:rPr>
-        <w:t xml:space="preserve"> </w:t>
-      </w:r>
-      <w:proofErr w:type="spellStart"/>
-      <w:r>
-        <w:rPr>
-          <w:rFonts w:ascii="Times New Roman" w:hAnsi="Times New Roman" w:cs="Times New Roman"/>
-          <w:sz w:val="28"/>
-          <w:szCs w:val="28"/>
-        </w:rPr>
-        <w:t>следующие</w:t>
-      </w:r>
-      <w:proofErr w:type="spellEnd"/>
-      <w:r>
-        <w:rPr>
-          <w:rFonts w:ascii="Times New Roman" w:hAnsi="Times New Roman" w:cs="Times New Roman"/>
-          <w:sz w:val="28"/>
-          <w:szCs w:val="28"/>
-        </w:rPr>
-        <w:t xml:space="preserve"> </w:t>
-      </w:r>
-      <w:proofErr w:type="spellStart"/>
-      <w:r>
-        <w:rPr>
-          <w:rFonts w:ascii="Times New Roman" w:hAnsi="Times New Roman" w:cs="Times New Roman"/>
-          <w:sz w:val="28"/>
-          <w:szCs w:val="28"/>
-        </w:rPr>
-        <w:t>разделы</w:t>
-      </w:r>
-      <w:proofErr w:type="spellEnd"/>
-      <w:r>
-        <w:rPr>
-          <w:rFonts w:ascii="Times New Roman" w:hAnsi="Times New Roman" w:cs="Times New Roman"/>
-          <w:sz w:val="28"/>
-          <w:szCs w:val="28"/>
-        </w:rPr>
-        <w:t>:</w:t>
+        <w:t>В личном кабинете доступны следующие разделы:</w:t>
       </w:r>
     </w:p>
     <w:p>
@@ -3665,7 +3289,6 @@
             <w:tcW w:w="2716" w:type="dxa"/>
           </w:tcPr>
           <w:p>
-            <w:proofErr w:type="spellStart"/>
             <w:r>
               <w:rPr>
                 <w:rFonts w:ascii="Times New Roman" w:hAnsi="Times New Roman" w:cs="Times New Roman"/>
@@ -3674,7 +3297,6 @@
               </w:rPr>
               <w:t>Сообщение</w:t>
             </w:r>
-            <w:proofErr w:type="spellEnd"/>
           </w:p>
         </w:tc>
         <w:tc>
@@ -3689,17 +3311,8 @@
                 <w:szCs w:val="28"/>
               </w:rPr>
               <w:tab/>
-            </w:r>
-            <w:proofErr w:type="spellStart"/>
-            <w:r>
-              <w:rPr>
-                <w:rFonts w:ascii="Times New Roman" w:hAnsi="Times New Roman" w:cs="Times New Roman"/>
-                <w:sz w:val="28"/>
-                <w:szCs w:val="28"/>
-              </w:rPr>
               <w:t>Значение</w:t>
             </w:r>
-            <w:proofErr w:type="spellEnd"/>
           </w:p>
         </w:tc>
         <w:tc>
@@ -3714,35 +3327,8 @@
                 <w:szCs w:val="28"/>
               </w:rPr>
               <w:tab/>
-            </w:r>
-            <w:proofErr w:type="spellStart"/>
-            <w:r>
-              <w:rPr>
-                <w:rFonts w:ascii="Times New Roman" w:hAnsi="Times New Roman" w:cs="Times New Roman"/>
-                <w:sz w:val="28"/>
-                <w:szCs w:val="28"/>
-              </w:rPr>
-              <w:t>Действие</w:t>
-            </w:r>
-            <w:proofErr w:type="spellEnd"/>
-            <w:r>
-              <w:rPr>
-                <w:rFonts w:ascii="Times New Roman" w:hAnsi="Times New Roman" w:cs="Times New Roman"/>
-                <w:sz w:val="28"/>
-                <w:szCs w:val="28"/>
-              </w:rPr>
-              <w:t xml:space="preserve"> </w:t>
-            </w:r>
-            <w:proofErr w:type="spellStart"/>
-            <w:r>
-              <w:rPr>
-                <w:rFonts w:ascii="Times New Roman" w:hAnsi="Times New Roman" w:cs="Times New Roman"/>
-                <w:sz w:val="28"/>
-                <w:szCs w:val="28"/>
-              </w:rPr>
-              <w:t>пользователя</w:t>
-            </w:r>
-            <w:proofErr w:type="spellEnd"/>
+              <w:t>Действие пользователя</w:t>
+            </w:r>
           </w:p>
         </w:tc>
       </w:tr>
@@ -3761,61 +3347,7 @@
                 <w:sz w:val="28"/>
                 <w:szCs w:val="28"/>
               </w:rPr>
-              <w:t>«</w:t>
-            </w:r>
-            <w:proofErr w:type="spellStart"/>
-            <w:r>
-              <w:rPr>
-                <w:rFonts w:ascii="Times New Roman" w:hAnsi="Times New Roman" w:cs="Times New Roman"/>
-                <w:sz w:val="28"/>
-                <w:szCs w:val="28"/>
-              </w:rPr>
-              <w:t>Книга</w:t>
-            </w:r>
-            <w:proofErr w:type="spellEnd"/>
-            <w:r>
-              <w:rPr>
-                <w:rFonts w:ascii="Times New Roman" w:hAnsi="Times New Roman" w:cs="Times New Roman"/>
-                <w:sz w:val="28"/>
-                <w:szCs w:val="28"/>
-              </w:rPr>
-              <w:t xml:space="preserve"> </w:t>
-            </w:r>
-            <w:proofErr w:type="spellStart"/>
-            <w:r>
-              <w:rPr>
-                <w:rFonts w:ascii="Times New Roman" w:hAnsi="Times New Roman" w:cs="Times New Roman"/>
-                <w:sz w:val="28"/>
-                <w:szCs w:val="28"/>
-              </w:rPr>
-              <w:t>добавлена</w:t>
-            </w:r>
-            <w:proofErr w:type="spellEnd"/>
-            <w:r>
-              <w:rPr>
-                <w:rFonts w:ascii="Times New Roman" w:hAnsi="Times New Roman" w:cs="Times New Roman"/>
-                <w:sz w:val="28"/>
-                <w:szCs w:val="28"/>
-              </w:rPr>
-              <w:t xml:space="preserve"> в </w:t>
-            </w:r>
-            <w:proofErr w:type="spellStart"/>
-            <w:r>
-              <w:rPr>
-                <w:rFonts w:ascii="Times New Roman" w:hAnsi="Times New Roman" w:cs="Times New Roman"/>
-                <w:sz w:val="28"/>
-                <w:szCs w:val="28"/>
-              </w:rPr>
-              <w:t>избранное</w:t>
-            </w:r>
-            <w:proofErr w:type="spellEnd"/>
-            <w:r>
-              <w:rPr>
-                <w:rFonts w:ascii="Times New Roman" w:hAnsi="Times New Roman" w:cs="Times New Roman"/>
-                <w:sz w:val="28"/>
-                <w:szCs w:val="28"/>
-              </w:rPr>
-              <w:t>»</w:t>
+              <w:t>«Книга добавлена в избранное»</w:t>
             </w:r>
           </w:p>
         </w:tc>
@@ -3877,43 +3409,7 @@
                 <w:sz w:val="28"/>
                 <w:szCs w:val="28"/>
               </w:rPr>
-              <w:t>«</w:t>
-            </w:r>
-            <w:proofErr w:type="spellStart"/>
-            <w:r>
-              <w:rPr>
-                <w:rFonts w:ascii="Times New Roman" w:hAnsi="Times New Roman" w:cs="Times New Roman"/>
-                <w:sz w:val="28"/>
-                <w:szCs w:val="28"/>
-              </w:rPr>
-              <w:t>Бронирование</w:t>
-            </w:r>
-            <w:proofErr w:type="spellEnd"/>
-            <w:r>
-              <w:rPr>
-                <w:rFonts w:ascii="Times New Roman" w:hAnsi="Times New Roman" w:cs="Times New Roman"/>
-                <w:sz w:val="28"/>
-                <w:szCs w:val="28"/>
-              </w:rPr>
-              <w:t xml:space="preserve"> </w:t>
-            </w:r>
-            <w:proofErr w:type="spellStart"/>
-            <w:r>
-              <w:rPr>
-                <w:rFonts w:ascii="Times New Roman" w:hAnsi="Times New Roman" w:cs="Times New Roman"/>
-                <w:sz w:val="28"/>
-                <w:szCs w:val="28"/>
-              </w:rPr>
-              <w:t>создано</w:t>
-            </w:r>
-            <w:proofErr w:type="spellEnd"/>
-            <w:r>
-              <w:rPr>
-                <w:rFonts w:ascii="Times New Roman" w:hAnsi="Times New Roman" w:cs="Times New Roman"/>
-                <w:sz w:val="28"/>
-                <w:szCs w:val="28"/>
-              </w:rPr>
-              <w:t>»</w:t>
+              <w:t>«Бронирование создано»</w:t>
             </w:r>
           </w:p>
         </w:tc>
@@ -3975,61 +3471,7 @@
                 <w:sz w:val="28"/>
                 <w:szCs w:val="28"/>
               </w:rPr>
-              <w:t>«</w:t>
-            </w:r>
-            <w:proofErr w:type="spellStart"/>
-            <w:r>
-              <w:rPr>
-                <w:rFonts w:ascii="Times New Roman" w:hAnsi="Times New Roman" w:cs="Times New Roman"/>
-                <w:sz w:val="28"/>
-                <w:szCs w:val="28"/>
-              </w:rPr>
-              <w:t>Нет</w:t>
-            </w:r>
-            <w:proofErr w:type="spellEnd"/>
-            <w:r>
-              <w:rPr>
-                <w:rFonts w:ascii="Times New Roman" w:hAnsi="Times New Roman" w:cs="Times New Roman"/>
-                <w:sz w:val="28"/>
-                <w:szCs w:val="28"/>
-              </w:rPr>
-              <w:t xml:space="preserve"> </w:t>
-            </w:r>
-            <w:proofErr w:type="spellStart"/>
-            <w:r>
-              <w:rPr>
-                <w:rFonts w:ascii="Times New Roman" w:hAnsi="Times New Roman" w:cs="Times New Roman"/>
-                <w:sz w:val="28"/>
-                <w:szCs w:val="28"/>
-              </w:rPr>
-              <w:t>доступных</w:t>
-            </w:r>
-            <w:proofErr w:type="spellEnd"/>
-            <w:r>
-              <w:rPr>
-                <w:rFonts w:ascii="Times New Roman" w:hAnsi="Times New Roman" w:cs="Times New Roman"/>
-                <w:sz w:val="28"/>
-                <w:szCs w:val="28"/>
-              </w:rPr>
-              <w:t xml:space="preserve"> </w:t>
-            </w:r>
-            <w:proofErr w:type="spellStart"/>
-            <w:r>
-              <w:rPr>
-                <w:rFonts w:ascii="Times New Roman" w:hAnsi="Times New Roman" w:cs="Times New Roman"/>
-                <w:sz w:val="28"/>
-                <w:szCs w:val="28"/>
-              </w:rPr>
-              <w:t>экземпляров</w:t>
-            </w:r>
-            <w:proofErr w:type="spellEnd"/>
-            <w:r>
-              <w:rPr>
-                <w:rFonts w:ascii="Times New Roman" w:hAnsi="Times New Roman" w:cs="Times New Roman"/>
-                <w:sz w:val="28"/>
-                <w:szCs w:val="28"/>
-              </w:rPr>
-              <w:t>»</w:t>
+              <w:t>«Нет доступных экземпляров»</w:t>
             </w:r>
           </w:p>
         </w:tc>
@@ -4227,43 +3669,7 @@
                 <w:sz w:val="28"/>
                 <w:szCs w:val="28"/>
               </w:rPr>
-              <w:t>«</w:t>
-            </w:r>
-            <w:proofErr w:type="spellStart"/>
-            <w:r>
-              <w:rPr>
-                <w:rFonts w:ascii="Times New Roman" w:hAnsi="Times New Roman" w:cs="Times New Roman"/>
-                <w:sz w:val="28"/>
-                <w:szCs w:val="28"/>
-              </w:rPr>
-              <w:t>Доступ</w:t>
-            </w:r>
-            <w:proofErr w:type="spellEnd"/>
-            <w:r>
-              <w:rPr>
-                <w:rFonts w:ascii="Times New Roman" w:hAnsi="Times New Roman" w:cs="Times New Roman"/>
-                <w:sz w:val="28"/>
-                <w:szCs w:val="28"/>
-              </w:rPr>
-              <w:t xml:space="preserve"> </w:t>
-            </w:r>
-            <w:proofErr w:type="spellStart"/>
-            <w:r>
-              <w:rPr>
-                <w:rFonts w:ascii="Times New Roman" w:hAnsi="Times New Roman" w:cs="Times New Roman"/>
-                <w:sz w:val="28"/>
-                <w:szCs w:val="28"/>
-              </w:rPr>
-              <w:t>запрещён</w:t>
-            </w:r>
-            <w:proofErr w:type="spellEnd"/>
-            <w:r>
-              <w:rPr>
-                <w:rFonts w:ascii="Times New Roman" w:hAnsi="Times New Roman" w:cs="Times New Roman"/>
-                <w:sz w:val="28"/>
-                <w:szCs w:val="28"/>
-              </w:rPr>
-              <w:t>»</w:t>
+              <w:t>«Доступ запрещён»</w:t>
             </w:r>
           </w:p>
         </w:tc>
@@ -4325,79 +3731,7 @@
                 <w:sz w:val="28"/>
                 <w:szCs w:val="28"/>
               </w:rPr>
-              <w:t>«</w:t>
-            </w:r>
-            <w:proofErr w:type="spellStart"/>
-            <w:r>
-              <w:rPr>
-                <w:rFonts w:ascii="Times New Roman" w:hAnsi="Times New Roman" w:cs="Times New Roman"/>
-                <w:sz w:val="28"/>
-                <w:szCs w:val="28"/>
-              </w:rPr>
-              <w:t>Отзыв</w:t>
-            </w:r>
-            <w:proofErr w:type="spellEnd"/>
-            <w:r>
-              <w:rPr>
-                <w:rFonts w:ascii="Times New Roman" w:hAnsi="Times New Roman" w:cs="Times New Roman"/>
-                <w:sz w:val="28"/>
-                <w:szCs w:val="28"/>
-              </w:rPr>
-              <w:t xml:space="preserve"> </w:t>
-            </w:r>
-            <w:proofErr w:type="spellStart"/>
-            <w:r>
-              <w:rPr>
-                <w:rFonts w:ascii="Times New Roman" w:hAnsi="Times New Roman" w:cs="Times New Roman"/>
-                <w:sz w:val="28"/>
-                <w:szCs w:val="28"/>
-              </w:rPr>
-              <w:t>отправлен</w:t>
-            </w:r>
-            <w:proofErr w:type="spellEnd"/>
-            <w:r>
-              <w:rPr>
-                <w:rFonts w:ascii="Times New Roman" w:hAnsi="Times New Roman" w:cs="Times New Roman"/>
-                <w:sz w:val="28"/>
-                <w:szCs w:val="28"/>
-              </w:rPr>
-              <w:t xml:space="preserve"> </w:t>
-            </w:r>
-            <w:proofErr w:type="spellStart"/>
-            <w:r>
-              <w:rPr>
-                <w:rFonts w:ascii="Times New Roman" w:hAnsi="Times New Roman" w:cs="Times New Roman"/>
-                <w:sz w:val="28"/>
-                <w:szCs w:val="28"/>
-              </w:rPr>
-              <w:t>на</w:t>
-            </w:r>
-            <w:proofErr w:type="spellEnd"/>
-            <w:r>
-              <w:rPr>
-                <w:rFonts w:ascii="Times New Roman" w:hAnsi="Times New Roman" w:cs="Times New Roman"/>
-                <w:sz w:val="28"/>
-                <w:szCs w:val="28"/>
-              </w:rPr>
-              <w:t xml:space="preserve"> </w:t>
-            </w:r>
-            <w:proofErr w:type="spellStart"/>
-            <w:r>
-              <w:rPr>
-                <w:rFonts w:ascii="Times New Roman" w:hAnsi="Times New Roman" w:cs="Times New Roman"/>
-                <w:sz w:val="28"/>
-                <w:szCs w:val="28"/>
-              </w:rPr>
-              <w:t>модерацию</w:t>
-            </w:r>
-            <w:proofErr w:type="spellEnd"/>
-            <w:r>
-              <w:rPr>
-                <w:rFonts w:ascii="Times New Roman" w:hAnsi="Times New Roman" w:cs="Times New Roman"/>
-                <w:sz w:val="28"/>
-                <w:szCs w:val="28"/>
-              </w:rPr>
-              <w:t>»</w:t>
+              <w:t>«Отзыв отправлен на модерацию»</w:t>
             </w:r>
           </w:p>
         </w:tc>
@@ -4427,70 +3761,14 @@
             <w:tcW w:w="3968" w:type="dxa"/>
           </w:tcPr>
           <w:p>
-            <w:proofErr w:type="spellStart"/>
-            <w:r>
-              <w:rPr>
-                <w:rFonts w:ascii="Times New Roman" w:hAnsi="Times New Roman" w:cs="Times New Roman"/>
-                <w:sz w:val="28"/>
-                <w:szCs w:val="28"/>
-              </w:rPr>
-              <w:t>Ожидать</w:t>
-            </w:r>
-            <w:proofErr w:type="spellEnd"/>
-            <w:r>
-              <w:rPr>
-                <w:rFonts w:ascii="Times New Roman" w:hAnsi="Times New Roman" w:cs="Times New Roman"/>
-                <w:sz w:val="28"/>
-                <w:szCs w:val="28"/>
-              </w:rPr>
-              <w:t xml:space="preserve"> </w:t>
-            </w:r>
-            <w:proofErr w:type="spellStart"/>
-            <w:r>
-              <w:rPr>
-                <w:rFonts w:ascii="Times New Roman" w:hAnsi="Times New Roman" w:cs="Times New Roman"/>
-                <w:sz w:val="28"/>
-                <w:szCs w:val="28"/>
-              </w:rPr>
-              <w:t>проверки</w:t>
-            </w:r>
-            <w:proofErr w:type="spellEnd"/>
-            <w:r>
-              <w:rPr>
-                <w:rFonts w:ascii="Times New Roman" w:hAnsi="Times New Roman" w:cs="Times New Roman"/>
-                <w:sz w:val="28"/>
-                <w:szCs w:val="28"/>
-              </w:rPr>
-              <w:t xml:space="preserve"> </w:t>
-            </w:r>
-            <w:proofErr w:type="spellStart"/>
-            <w:r>
-              <w:rPr>
-                <w:rFonts w:ascii="Times New Roman" w:hAnsi="Times New Roman" w:cs="Times New Roman"/>
-                <w:sz w:val="28"/>
-                <w:szCs w:val="28"/>
-              </w:rPr>
-              <w:t>сотрудником</w:t>
-            </w:r>
-            <w:proofErr w:type="spellEnd"/>
-            <w:r>
-              <w:rPr>
-                <w:rFonts w:ascii="Times New Roman" w:hAnsi="Times New Roman" w:cs="Times New Roman"/>
-                <w:sz w:val="28"/>
-                <w:szCs w:val="28"/>
-              </w:rPr>
-              <w:t xml:space="preserve"> </w:t>
-            </w:r>
-            <w:proofErr w:type="spellStart"/>
-            <w:r>
-              <w:rPr>
-                <w:rFonts w:ascii="Times New Roman" w:hAnsi="Times New Roman" w:cs="Times New Roman"/>
-                <w:sz w:val="28"/>
-                <w:szCs w:val="28"/>
-              </w:rPr>
-              <w:t>библиотеки</w:t>
-            </w:r>
-            <w:proofErr w:type="spellEnd"/>
+            <w:r>
+              <w:rPr>
+                <w:rFonts w:ascii="Times New Roman" w:hAnsi="Times New Roman" w:cs="Times New Roman"/>
+                <w:sz w:val="28"/>
+                <w:szCs w:val="28"/>
+              </w:rPr>
+              <w:t>Ожидать проверки сотрудником библиотеки</w:t>
+            </w:r>
           </w:p>
         </w:tc>
       </w:tr>
@@ -4510,61 +3788,7 @@
                 <w:szCs w:val="28"/>
               </w:rPr>
               <w:lastRenderedPageBreak/>
-              <w:t>«</w:t>
-            </w:r>
-            <w:proofErr w:type="spellStart"/>
-            <w:r>
-              <w:rPr>
-                <w:rFonts w:ascii="Times New Roman" w:hAnsi="Times New Roman" w:cs="Times New Roman"/>
-                <w:sz w:val="28"/>
-                <w:szCs w:val="28"/>
-              </w:rPr>
-              <w:t>Срок</w:t>
-            </w:r>
-            <w:proofErr w:type="spellEnd"/>
-            <w:r>
-              <w:rPr>
-                <w:rFonts w:ascii="Times New Roman" w:hAnsi="Times New Roman" w:cs="Times New Roman"/>
-                <w:sz w:val="28"/>
-                <w:szCs w:val="28"/>
-              </w:rPr>
-              <w:t xml:space="preserve"> </w:t>
-            </w:r>
-            <w:proofErr w:type="spellStart"/>
-            <w:r>
-              <w:rPr>
-                <w:rFonts w:ascii="Times New Roman" w:hAnsi="Times New Roman" w:cs="Times New Roman"/>
-                <w:sz w:val="28"/>
-                <w:szCs w:val="28"/>
-              </w:rPr>
-              <w:t>возврата</w:t>
-            </w:r>
-            <w:proofErr w:type="spellEnd"/>
-            <w:r>
-              <w:rPr>
-                <w:rFonts w:ascii="Times New Roman" w:hAnsi="Times New Roman" w:cs="Times New Roman"/>
-                <w:sz w:val="28"/>
-                <w:szCs w:val="28"/>
-              </w:rPr>
-              <w:t xml:space="preserve"> </w:t>
-            </w:r>
-            <w:proofErr w:type="spellStart"/>
-            <w:r>
-              <w:rPr>
-                <w:rFonts w:ascii="Times New Roman" w:hAnsi="Times New Roman" w:cs="Times New Roman"/>
-                <w:sz w:val="28"/>
-                <w:szCs w:val="28"/>
-              </w:rPr>
-              <w:t>истекает</w:t>
-            </w:r>
-            <w:proofErr w:type="spellEnd"/>
-            <w:r>
-              <w:rPr>
-                <w:rFonts w:ascii="Times New Roman" w:hAnsi="Times New Roman" w:cs="Times New Roman"/>
-                <w:sz w:val="28"/>
-                <w:szCs w:val="28"/>
-              </w:rPr>
-              <w:t>»</w:t>
+              <w:t>«Срок возврата истекает»</w:t>
             </w:r>
           </w:p>
         </w:tc>
@@ -4626,79 +3850,7 @@
                 <w:sz w:val="28"/>
                 <w:szCs w:val="28"/>
               </w:rPr>
-              <w:t>«</w:t>
-            </w:r>
-            <w:proofErr w:type="spellStart"/>
-            <w:r>
-              <w:rPr>
-                <w:rFonts w:ascii="Times New Roman" w:hAnsi="Times New Roman" w:cs="Times New Roman"/>
-                <w:sz w:val="28"/>
-                <w:szCs w:val="28"/>
-              </w:rPr>
-              <w:t>Ошибка</w:t>
-            </w:r>
-            <w:proofErr w:type="spellEnd"/>
-            <w:r>
-              <w:rPr>
-                <w:rFonts w:ascii="Times New Roman" w:hAnsi="Times New Roman" w:cs="Times New Roman"/>
-                <w:sz w:val="28"/>
-                <w:szCs w:val="28"/>
-              </w:rPr>
-              <w:t xml:space="preserve"> </w:t>
-            </w:r>
-            <w:proofErr w:type="spellStart"/>
-            <w:r>
-              <w:rPr>
-                <w:rFonts w:ascii="Times New Roman" w:hAnsi="Times New Roman" w:cs="Times New Roman"/>
-                <w:sz w:val="28"/>
-                <w:szCs w:val="28"/>
-              </w:rPr>
-              <w:t>сервера</w:t>
-            </w:r>
-            <w:proofErr w:type="spellEnd"/>
-            <w:r>
-              <w:rPr>
-                <w:rFonts w:ascii="Times New Roman" w:hAnsi="Times New Roman" w:cs="Times New Roman"/>
-                <w:sz w:val="28"/>
-                <w:szCs w:val="28"/>
-              </w:rPr>
-              <w:t xml:space="preserve">. </w:t>
-            </w:r>
-            <w:proofErr w:type="spellStart"/>
-            <w:r>
-              <w:rPr>
-                <w:rFonts w:ascii="Times New Roman" w:hAnsi="Times New Roman" w:cs="Times New Roman"/>
-                <w:sz w:val="28"/>
-                <w:szCs w:val="28"/>
-              </w:rPr>
-              <w:t>Попробуйте</w:t>
-            </w:r>
-            <w:proofErr w:type="spellEnd"/>
-            <w:r>
-              <w:rPr>
-                <w:rFonts w:ascii="Times New Roman" w:hAnsi="Times New Roman" w:cs="Times New Roman"/>
-                <w:sz w:val="28"/>
-                <w:szCs w:val="28"/>
-              </w:rPr>
-              <w:t xml:space="preserve"> </w:t>
-            </w:r>
-            <w:proofErr w:type="spellStart"/>
-            <w:r>
-              <w:rPr>
-                <w:rFonts w:ascii="Times New Roman" w:hAnsi="Times New Roman" w:cs="Times New Roman"/>
-                <w:sz w:val="28"/>
-                <w:szCs w:val="28"/>
-              </w:rPr>
-              <w:t>позже</w:t>
-            </w:r>
-            <w:proofErr w:type="spellEnd"/>
-            <w:r>
-              <w:rPr>
-                <w:rFonts w:ascii="Times New Roman" w:hAnsi="Times New Roman" w:cs="Times New Roman"/>
-                <w:sz w:val="28"/>
-                <w:szCs w:val="28"/>
-              </w:rPr>
-              <w:t>»</w:t>
+              <w:t>«Ошибка сервера. Попробуйте позже»</w:t>
             </w:r>
           </w:p>
         </w:tc>

--- a/Глава 5.docx
+++ b/Глава 5.docx
@@ -4,44 +4,80 @@
   <w:body>
     <w:p>
       <w:pPr>
-        <w:ind w:right="6094" w:firstLine="709"/>
-        <w:jc w:val="center"/>
-        <w:rPr>
-          <w:rFonts w:ascii="Times New Roman" w:hAnsi="Times New Roman" w:cs="Times New Roman"/>
-          <w:sz w:val="28"/>
-          <w:szCs w:val="28"/>
-          <w:lang w:val="ru-RU"/>
-        </w:rPr>
-      </w:pPr>
-      <w:r>
-        <w:rPr>
-          <w:rFonts w:ascii="Times New Roman" w:hAnsi="Times New Roman" w:cs="Times New Roman"/>
-          <w:sz w:val="28"/>
-          <w:szCs w:val="28"/>
-          <w:lang w:val="ru-RU"/>
-        </w:rPr>
-        <w:t>УТВЕРЖДЕН</w:t>
-      </w:r>
-    </w:p>
-    <w:p>
-      <w:pPr>
-        <w:ind w:right="6094" w:firstLine="709"/>
-        <w:jc w:val="center"/>
-        <w:rPr>
-          <w:rFonts w:ascii="Times New Roman" w:hAnsi="Times New Roman" w:cs="Times New Roman"/>
-          <w:sz w:val="28"/>
-          <w:szCs w:val="28"/>
-          <w:lang w:val="ru-RU"/>
-        </w:rPr>
-      </w:pPr>
-      <w:r>
-        <w:rPr>
-          <w:rFonts w:ascii="Times New Roman" w:hAnsi="Times New Roman" w:cs="Times New Roman"/>
-          <w:sz w:val="28"/>
-          <w:szCs w:val="28"/>
-          <w:lang w:val="ru-RU"/>
-        </w:rPr>
-        <w:t>ВКР.09.02.07-МК-01</w:t>
+        <w:spacing w:line="360" w:lineRule="auto"/>
+        <w:ind w:firstLine="709"/>
+        <w:jc w:val="both"/>
+        <w:rPr>
+          <w:rFonts w:ascii="Times New Roman" w:eastAsia="Aptos" w:hAnsi="Times New Roman" w:cs="Times New Roman"/>
+          <w:b/>
+          <w:bCs/>
+          <w:kern w:val="2"/>
+          <w:sz w:val="28"/>
+          <w:szCs w:val="22"/>
+          <w:lang w:val="ru-RU" w:eastAsia="en-US"/>
+          <w14:ligatures w14:val="standardContextual"/>
+        </w:rPr>
+      </w:pPr>
+      <w:r>
+        <w:rPr>
+          <w:rFonts w:ascii="Times New Roman" w:eastAsia="Aptos" w:hAnsi="Times New Roman" w:cs="Times New Roman"/>
+          <w:b/>
+          <w:bCs/>
+          <w:kern w:val="2"/>
+          <w:sz w:val="28"/>
+          <w:szCs w:val="22"/>
+          <w:lang w:val="ru-RU" w:eastAsia="en-US"/>
+          <w14:ligatures w14:val="standardContextual"/>
+        </w:rPr>
+        <w:t>УТВЕРЖДЕНО</w:t>
+      </w:r>
+    </w:p>
+    <w:p>
+      <w:pPr>
+        <w:spacing w:line="360" w:lineRule="auto"/>
+        <w:ind w:firstLine="709"/>
+        <w:jc w:val="both"/>
+        <w:rPr>
+          <w:rFonts w:ascii="Times New Roman" w:eastAsia="Aptos" w:hAnsi="Times New Roman" w:cs="Times New Roman"/>
+          <w:kern w:val="2"/>
+          <w:sz w:val="28"/>
+          <w:szCs w:val="22"/>
+          <w:lang w:val="ru-RU" w:eastAsia="en-US"/>
+          <w14:ligatures w14:val="standardContextual"/>
+        </w:rPr>
+      </w:pPr>
+      <w:r>
+        <w:rPr>
+          <w:rFonts w:ascii="Times New Roman" w:eastAsia="Aptos" w:hAnsi="Times New Roman" w:cs="Times New Roman"/>
+          <w:kern w:val="2"/>
+          <w:sz w:val="28"/>
+          <w:szCs w:val="22"/>
+          <w:lang w:val="ru-RU" w:eastAsia="en-US"/>
+          <w14:ligatures w14:val="standardContextual"/>
+        </w:rPr>
+        <w:t>ВКР</w:t>
+      </w:r>
+      <w:r>
+        <w:rPr>
+          <w:rFonts w:ascii="Times New Roman" w:eastAsia="Aptos" w:hAnsi="Times New Roman" w:cs="Times New Roman"/>
+          <w:kern w:val="2"/>
+          <w:sz w:val="28"/>
+          <w:szCs w:val="22"/>
+          <w:lang w:eastAsia="en-US"/>
+          <w14:ligatures w14:val="standardContextual"/>
+        </w:rPr>
+        <w:t>.09.02.07-</w:t>
+      </w:r>
+      <w:r>
+        <w:rPr>
+          <w:rFonts w:ascii="Times New Roman" w:eastAsia="Aptos" w:hAnsi="Times New Roman" w:cs="Times New Roman"/>
+          <w:kern w:val="2"/>
+          <w:sz w:val="28"/>
+          <w:szCs w:val="22"/>
+          <w:lang w:val="ru-RU" w:eastAsia="en-US"/>
+          <w14:ligatures w14:val="standardContextual"/>
+        </w:rPr>
+        <w:t>МК-01</w:t>
       </w:r>
     </w:p>
     <w:p>
